--- a/Report/На печать/На Печать для Чимбай Р.В.docx
+++ b/Report/На печать/На Печать для Чимбай Р.В.docx
@@ -421,7 +421,7 @@
           <w:sz w:val="28"/>
           <w:szCs w:val="28"/>
         </w:rPr>
-        <w:t>я</w:t>
+        <w:t>й</w:t>
       </w:r>
       <w:r>
         <w:rPr>
